--- a/ZITCH_TECHNOLOGIES_Terms_of_Use_v2.docx
+++ b/ZITCH_TECHNOLOGIES_Terms_of_Use_v2.docx
@@ -80,7 +80,7 @@
           <w:b w:val="0"/>
           <w:i w:val="0"/>
         </w:rPr>
-        <w:t>”) are a binding agreement between you and Zitch Technologies Limited (RC [insert RC number]), a private limited company incorporated in Nigeria with its office at 41, Awoniyi Elemo Street, Lagos State, Nigeria (“</w:t>
+        <w:t>”) are a binding agreement between you and Zitch Technologies Limited (RC [insert RC number]), a private limited company incorporated in Nigeria with its office at Ketu, Lagos State, Nigeria (“</w:t>
       </w:r>
       <w:r>
         <w:rPr>
@@ -1628,7 +1628,7 @@
           <w:b w:val="0"/>
           <w:i w:val="0"/>
         </w:rPr>
-        <w:t xml:space="preserve"> 41, Awoniyi Elemo Street, Lagos State, Nigeria</w:t>
+        <w:t xml:space="preserve"> Ketu, Lagos State, Nigeria</w:t>
       </w:r>
       <w:r>
         <w:br/>
@@ -1638,7 +1638,7 @@
           <w:b w:val="0"/>
           <w:i w:val="0"/>
         </w:rPr>
-        <w:t xml:space="preserve"> Email: [insert support email, e.g. support@zitch.ng]</w:t>
+        <w:t xml:space="preserve"> Email: support@zitch.ng</w:t>
       </w:r>
       <w:r>
         <w:br/>
@@ -1648,7 +1648,17 @@
           <w:b w:val="0"/>
           <w:i w:val="0"/>
         </w:rPr>
-        <w:t xml:space="preserve"> Phone: [insert phone number]</w:t>
+        <w:t xml:space="preserve"> Phone / WhatsApp: 08166938327</w:t>
+      </w:r>
+      <w:r>
+        <w:br/>
+      </w:r>
+      <w:r>
+        <w:rPr>
+          <w:b w:val="0"/>
+          <w:i w:val="0"/>
+        </w:rPr>
+        <w:t xml:space="preserve"> Instagram: @zitchng (instagram.com/zitchng)</w:t>
       </w:r>
       <w:r>
         <w:br/>
@@ -1659,16 +1669,6 @@
           <w:i w:val="0"/>
         </w:rPr>
         <w:t xml:space="preserve"> In-app: Help &amp; Support</w:t>
-      </w:r>
-      <w:r>
-        <w:br/>
-      </w:r>
-      <w:r>
-        <w:rPr>
-          <w:b w:val="0"/>
-          <w:i w:val="0"/>
-        </w:rPr>
-        <w:t xml:space="preserve"> WhatsApp: our verified business number [insert number]</w:t>
       </w:r>
     </w:p>
     <w:sectPr>
